--- a/fase1-epicas-historias/Fase1-Epicas-e-Historias-SGA-APA7.docx
+++ b/fase1-epicas-historias/Fase1-Epicas-e-Historias-SGA-APA7.docx
@@ -24,14 +24,6 @@
       </w:pPr>
       <w:r>
         <w:t>Jannier Johan Otavo</w:t>
-      </w:r>
-    </w:p>
-    <w:p>
-      <w:pPr>
-        <w:jc w:val="center"/>
-      </w:pPr>
-      <w:r>
-        <w:t>Sergio David Vargas</w:t>
       </w:r>
     </w:p>
     <w:p>
